--- a/assets/email_kasnoitse.docx
+++ b/assets/email_kasnoitse.docx
@@ -215,7 +215,7 @@
           <w:tab w:val="left" w:pos="1122"/>
         </w:tabs>
         <w:spacing w:before="93" w:line="336" w:lineRule="auto"/>
-        <w:ind w:left="460" w:right="11590"/>
+        <w:ind w:left="460" w:right="10745"/>
         <w:rPr>
           <w:rFonts w:ascii="Gill Sans MT"/>
           <w:color w:val="202121"/>
@@ -250,7 +250,7 @@
           <w:w w:val="105"/>
           <w:sz w:val="19"/>
         </w:rPr>
-        <w:t>Suraj D.</w:t>
+        <w:t>Sanjeev Sharma</w:t>
       </w:r>
       <w:r>
         <w:rPr>
@@ -385,27 +385,7 @@
           <w:w w:val="105"/>
           <w:sz w:val="19"/>
         </w:rPr>
-        <w:t>{{</w:t>
-      </w:r>
-      <w:proofErr w:type="spellStart"/>
-      <w:r>
-        <w:rPr>
-          <w:rFonts w:ascii="Gill Sans MT"/>
-          <w:color w:val="202121"/>
-          <w:w w:val="105"/>
-          <w:sz w:val="19"/>
-        </w:rPr>
-        <w:t>dtr</w:t>
-      </w:r>
-      <w:proofErr w:type="spellEnd"/>
-      <w:r>
-        <w:rPr>
-          <w:rFonts w:ascii="Gill Sans MT"/>
-          <w:color w:val="202121"/>
-          <w:w w:val="105"/>
-          <w:sz w:val="19"/>
-        </w:rPr>
-        <w:t xml:space="preserve">}} </w:t>
+        <w:t xml:space="preserve">{{dtr}} </w:t>
       </w:r>
       <w:r>
         <w:rPr>
@@ -706,23 +686,7 @@
           <w:rFonts w:ascii="Verdana"/>
           <w:color w:val="2B363A"/>
         </w:rPr>
-        <w:t>On {{</w:t>
-      </w:r>
-      <w:proofErr w:type="spellStart"/>
-      <w:r>
-        <w:rPr>
-          <w:rFonts w:ascii="Verdana"/>
-          <w:color w:val="2B363A"/>
-        </w:rPr>
-        <w:t>dts</w:t>
-      </w:r>
-      <w:proofErr w:type="spellEnd"/>
-      <w:r>
-        <w:rPr>
-          <w:rFonts w:ascii="Verdana"/>
-          <w:color w:val="2B363A"/>
-        </w:rPr>
-        <w:t>}} 14:42 PM, {{mail}} wrote:</w:t>
+        <w:t>On {{dts}} 14:42 PM, {{mail}} wrote:</w:t>
       </w:r>
     </w:p>
     <w:p>
@@ -1259,23 +1223,7 @@
                                   <w:rFonts w:ascii="Verdana"/>
                                   <w:sz w:val="20"/>
                                 </w:rPr>
-                                <w:t>{{</w:t>
-                              </w:r>
-                              <w:proofErr w:type="spellStart"/>
-                              <w:r>
-                                <w:rPr>
-                                  <w:rFonts w:ascii="Verdana"/>
-                                  <w:sz w:val="20"/>
-                                </w:rPr>
-                                <w:t>empi</w:t>
-                              </w:r>
-                              <w:proofErr w:type="spellEnd"/>
-                              <w:r>
-                                <w:rPr>
-                                  <w:rFonts w:ascii="Verdana"/>
-                                  <w:sz w:val="20"/>
-                                </w:rPr>
-                                <w:t>}}</w:t>
+                                <w:t>{{empi}}</w:t>
                               </w:r>
                               <w:r>
                                 <w:rPr>
@@ -1666,23 +1614,7 @@
                             <w:rFonts w:ascii="Verdana"/>
                             <w:sz w:val="20"/>
                           </w:rPr>
-                          <w:t>{{</w:t>
-                        </w:r>
-                        <w:proofErr w:type="spellStart"/>
-                        <w:r>
-                          <w:rPr>
-                            <w:rFonts w:ascii="Verdana"/>
-                            <w:sz w:val="20"/>
-                          </w:rPr>
-                          <w:t>empi</w:t>
-                        </w:r>
-                        <w:proofErr w:type="spellEnd"/>
-                        <w:r>
-                          <w:rPr>
-                            <w:rFonts w:ascii="Verdana"/>
-                            <w:sz w:val="20"/>
-                          </w:rPr>
-                          <w:t>}}</w:t>
+                          <w:t>{{empi}}</w:t>
                         </w:r>
                         <w:r>
                           <w:rPr>
